--- a/social/kits/KIT-weight-of-caregiving.docx
+++ b/social/kits/KIT-weight-of-caregiving.docx
@@ -1225,7 +1225,7 @@
           <w:sz w:val="22"/>
           <w:szCs w:val="22"/>
         </w:rPr>
-        <w:t xml:space="preserve">Secondary: Time on page from social — target 2.5+ minutes.</w:t>
+        <w:t xml:space="preserve">Secondary: Time on page from social, target 2.5+ minutes.</w:t>
       </w:r>
     </w:p>
     <w:p>
